--- a/wp-content/themes/PLAI/text/cote client lien.docx
+++ b/wp-content/themes/PLAI/text/cote client lien.docx
@@ -13,6 +13,238 @@
       </w:hyperlink>
     </w:p>
     <w:p/>
+    <w:p/>
+    <w:p>
+      <w:pPr>
+        <w:pStyle w:val="NormalWeb"/>
+        <w:spacing w:before="0" w:beforeAutospacing="0" w:after="0" w:afterAutospacing="0"/>
+        <w:rPr>
+          <w:rFonts w:ascii="Aptos" w:hAnsi="Aptos"/>
+          <w:color w:val="212121"/>
+        </w:rPr>
+      </w:pPr>
+      <w:r>
+        <w:rPr>
+          <w:rFonts w:ascii="Segoe UI" w:hAnsi="Segoe UI" w:cs="Segoe UI"/>
+          <w:color w:val="000000"/>
+          <w:sz w:val="21"/>
+          <w:szCs w:val="21"/>
+        </w:rPr>
+        <w:t>Dossier projet mis à jour</w:t>
+      </w:r>
+    </w:p>
+    <w:p>
+      <w:pPr>
+        <w:pStyle w:val="NormalWeb"/>
+        <w:spacing w:before="0" w:after="0"/>
+        <w:rPr>
+          <w:rFonts w:ascii="Aptos" w:hAnsi="Aptos"/>
+          <w:color w:val="212121"/>
+        </w:rPr>
+      </w:pPr>
+      <w:hyperlink r:id="rId5" w:tgtFrame="_blank" w:tooltip="https://drive.google.com/drive/folders/1_gfC86EVdQ3bdUU6N1Ts2CUafhVMqk4u?usp=sharing" w:history="1">
+        <w:r>
+          <w:rPr>
+            <w:rStyle w:val="Lienhypertexte"/>
+            <w:rFonts w:ascii="Segoe UI" w:eastAsiaTheme="majorEastAsia" w:hAnsi="Segoe UI" w:cs="Segoe UI"/>
+            <w:color w:val="0078D7"/>
+            <w:sz w:val="21"/>
+            <w:szCs w:val="21"/>
+          </w:rPr>
+          <w:t>https://drive.google.com/drive/folders/1_gfC86EVdQ3bdUU6N1Ts2CUafhVMqk4u?usp=sharing</w:t>
+        </w:r>
+      </w:hyperlink>
+    </w:p>
+    <w:p>
+      <w:pPr>
+        <w:pStyle w:val="NormalWeb"/>
+        <w:rPr>
+          <w:rFonts w:ascii="Aptos" w:hAnsi="Aptos"/>
+          <w:color w:val="212121"/>
+        </w:rPr>
+      </w:pPr>
+      <w:r>
+        <w:rPr>
+          <w:rFonts w:ascii="Segoe UI" w:hAnsi="Segoe UI" w:cs="Segoe UI"/>
+          <w:color w:val="000000"/>
+          <w:sz w:val="21"/>
+          <w:szCs w:val="21"/>
+        </w:rPr>
+        <w:fldChar w:fldCharType="begin"/>
+      </w:r>
+      <w:r>
+        <w:rPr>
+          <w:rFonts w:ascii="Segoe UI" w:hAnsi="Segoe UI" w:cs="Segoe UI"/>
+          <w:color w:val="000000"/>
+          <w:sz w:val="21"/>
+          <w:szCs w:val="21"/>
+        </w:rPr>
+        <w:instrText xml:space="preserve"> INCLUDEPICTURE "/Users/josianesolheid/Library/Group Containers/UBF8T346G9.ms/WebArchiveCopyPasteTempFiles/com.microsoft.Word/cid2911844236*F876DD64-F0CE-430E-BF64-F0FE55DE6571" \* MERGEFORMATINET </w:instrText>
+      </w:r>
+      <w:r>
+        <w:rPr>
+          <w:rFonts w:ascii="Segoe UI" w:hAnsi="Segoe UI" w:cs="Segoe UI"/>
+          <w:color w:val="000000"/>
+          <w:sz w:val="21"/>
+          <w:szCs w:val="21"/>
+        </w:rPr>
+        <w:fldChar w:fldCharType="separate"/>
+      </w:r>
+      <w:r>
+        <w:rPr>
+          <w:rFonts w:ascii="Segoe UI" w:hAnsi="Segoe UI" w:cs="Segoe UI"/>
+          <w:noProof/>
+          <w:color w:val="000000"/>
+          <w:sz w:val="21"/>
+          <w:szCs w:val="21"/>
+        </w:rPr>
+        <w:drawing>
+          <wp:inline distT="0" distB="0" distL="0" distR="0" wp14:anchorId="028BC3AB" wp14:editId="47E228A1">
+            <wp:extent cx="5760720" cy="1659255"/>
+            <wp:effectExtent l="0" t="0" r="5080" b="4445"/>
+            <wp:docPr id="1385523214" name="Image 1" descr="Image"/>
+            <wp:cNvGraphicFramePr>
+              <a:graphicFrameLocks xmlns:a="http://schemas.openxmlformats.org/drawingml/2006/main" noChangeAspect="1"/>
+            </wp:cNvGraphicFramePr>
+            <a:graphic xmlns:a="http://schemas.openxmlformats.org/drawingml/2006/main">
+              <a:graphicData uri="http://schemas.openxmlformats.org/drawingml/2006/picture">
+                <pic:pic xmlns:pic="http://schemas.openxmlformats.org/drawingml/2006/picture">
+                  <pic:nvPicPr>
+                    <pic:cNvPr id="0" name="img-8c9d7c9f-89cd-47c5-907b-9f92fe34c546" descr="Image"/>
+                    <pic:cNvPicPr>
+                      <a:picLocks noChangeAspect="1" noChangeArrowheads="1"/>
+                    </pic:cNvPicPr>
+                  </pic:nvPicPr>
+                  <pic:blipFill>
+                    <a:blip r:embed="rId6" cstate="print">
+                      <a:extLst>
+                        <a:ext uri="{28A0092B-C50C-407E-A947-70E740481C1C}">
+                          <a14:useLocalDpi xmlns:a14="http://schemas.microsoft.com/office/drawing/2010/main" val="0"/>
+                        </a:ext>
+                      </a:extLst>
+                    </a:blip>
+                    <a:srcRect/>
+                    <a:stretch>
+                      <a:fillRect/>
+                    </a:stretch>
+                  </pic:blipFill>
+                  <pic:spPr bwMode="auto">
+                    <a:xfrm>
+                      <a:off x="0" y="0"/>
+                      <a:ext cx="5760720" cy="1659255"/>
+                    </a:xfrm>
+                    <a:prstGeom prst="rect">
+                      <a:avLst/>
+                    </a:prstGeom>
+                    <a:noFill/>
+                    <a:ln>
+                      <a:noFill/>
+                    </a:ln>
+                  </pic:spPr>
+                </pic:pic>
+              </a:graphicData>
+            </a:graphic>
+          </wp:inline>
+        </w:drawing>
+      </w:r>
+      <w:r>
+        <w:rPr>
+          <w:rFonts w:ascii="Segoe UI" w:hAnsi="Segoe UI" w:cs="Segoe UI"/>
+          <w:color w:val="000000"/>
+          <w:sz w:val="21"/>
+          <w:szCs w:val="21"/>
+        </w:rPr>
+        <w:fldChar w:fldCharType="end"/>
+      </w:r>
+    </w:p>
+    <w:p>
+      <w:pPr>
+        <w:pStyle w:val="NormalWeb"/>
+        <w:rPr>
+          <w:rFonts w:ascii="Aptos" w:hAnsi="Aptos"/>
+          <w:color w:val="212121"/>
+        </w:rPr>
+      </w:pPr>
+      <w:r>
+        <w:rPr>
+          <w:rFonts w:ascii="Segoe UI" w:hAnsi="Segoe UI" w:cs="Segoe UI"/>
+          <w:color w:val="000000"/>
+          <w:sz w:val="21"/>
+          <w:szCs w:val="21"/>
+        </w:rPr>
+        <w:t>Voici également la page</w:t>
+      </w:r>
+      <w:r>
+        <w:rPr>
+          <w:rStyle w:val="apple-converted-space"/>
+          <w:rFonts w:ascii="Segoe UI" w:eastAsiaTheme="majorEastAsia" w:hAnsi="Segoe UI" w:cs="Segoe UI"/>
+          <w:color w:val="000000"/>
+          <w:sz w:val="21"/>
+          <w:szCs w:val="21"/>
+        </w:rPr>
+        <w:t> </w:t>
+      </w:r>
+      <w:r>
+        <w:rPr>
+          <w:rFonts w:ascii="Segoe UI" w:hAnsi="Segoe UI" w:cs="Segoe UI"/>
+          <w:color w:val="000000"/>
+          <w:sz w:val="21"/>
+          <w:szCs w:val="21"/>
+        </w:rPr>
+        <w:t>start.me</w:t>
+      </w:r>
+      <w:r>
+        <w:rPr>
+          <w:rStyle w:val="apple-converted-space"/>
+          <w:rFonts w:ascii="Segoe UI" w:eastAsiaTheme="majorEastAsia" w:hAnsi="Segoe UI" w:cs="Segoe UI"/>
+          <w:color w:val="000000"/>
+          <w:sz w:val="21"/>
+          <w:szCs w:val="21"/>
+        </w:rPr>
+        <w:t> </w:t>
+      </w:r>
+      <w:r>
+        <w:rPr>
+          <w:rFonts w:ascii="Segoe UI" w:hAnsi="Segoe UI" w:cs="Segoe UI"/>
+          <w:color w:val="000000"/>
+          <w:sz w:val="21"/>
+          <w:szCs w:val="21"/>
+        </w:rPr>
+        <w:t>qu'iels partagent avec les écoles primaires :</w:t>
+      </w:r>
+    </w:p>
+    <w:p>
+      <w:pPr>
+        <w:pStyle w:val="NormalWeb"/>
+        <w:spacing w:before="0" w:after="0"/>
+        <w:rPr>
+          <w:rFonts w:ascii="Aptos" w:hAnsi="Aptos"/>
+          <w:color w:val="212121"/>
+        </w:rPr>
+      </w:pPr>
+      <w:hyperlink r:id="rId7" w:tgtFrame="_blank" w:tooltip="https://start.me/p/y9YkPD/efc-primaire" w:history="1">
+        <w:r>
+          <w:rPr>
+            <w:rStyle w:val="Lienhypertexte"/>
+            <w:rFonts w:ascii="Segoe UI" w:eastAsiaTheme="majorEastAsia" w:hAnsi="Segoe UI" w:cs="Segoe UI"/>
+            <w:color w:val="0078D7"/>
+            <w:sz w:val="21"/>
+            <w:szCs w:val="21"/>
+          </w:rPr>
+          <w:t>https://start.me/p/y9YkPD/efc-primaire</w:t>
+        </w:r>
+      </w:hyperlink>
+    </w:p>
+    <w:p>
+      <w:pPr>
+        <w:rPr>
+          <w:rFonts w:ascii="Times New Roman" w:hAnsi="Times New Roman"/>
+        </w:rPr>
+      </w:pPr>
+    </w:p>
+    <w:p/>
+    <w:p/>
+    <w:p/>
     <w:p>
       <w:r>
         <w:t>liens exples</w:t>
@@ -37,7 +269,7 @@
           <w:lang w:val="fr-FR"/>
         </w:rPr>
       </w:pPr>
-      <w:hyperlink r:id="rId5" w:history="1">
+      <w:hyperlink r:id="rId8" w:history="1">
         <w:r>
           <w:rPr>
             <w:rStyle w:val="Lienhypertexte"/>
@@ -116,6 +348,7 @@
     <w:p/>
     <w:p>
       <w:r>
+        <w:lastRenderedPageBreak/>
         <w:t>ecole</w:t>
       </w:r>
     </w:p>
@@ -130,10 +363,38 @@
     <w:p/>
     <w:p/>
     <w:p>
-      <w:r>
-        <w:t>https://www.wbe.be/fileadmin/sites/wbe/uploads/Documents/Soutien/Poles_territoriaux/Brochure_Poles_territoriaux_WBE.pdf</w:t>
-      </w:r>
-    </w:p>
+      <w:hyperlink r:id="rId9" w:history="1">
+        <w:r>
+          <w:rPr>
+            <w:rStyle w:val="Lienhypertexte"/>
+          </w:rPr>
+          <w:t>https://www.wbe.be/fileadmin/sites/wbe/uploads/Documents/Soutien/Poles_territoriaux/Brochure_Poles_territoriaux_WBE.pdf</w:t>
+        </w:r>
+      </w:hyperlink>
+    </w:p>
+    <w:p/>
+    <w:p/>
+    <w:p>
+      <w:r>
+        <w:t>exemple de charte</w:t>
+      </w:r>
+    </w:p>
+    <w:p>
+      <w:hyperlink r:id="rId10" w:history="1">
+        <w:r>
+          <w:rPr>
+            <w:rStyle w:val="Lienhypertexte"/>
+          </w:rPr>
+          <w:t>https://docs.google.com/document/d/1EjyNmFYXThX8nONHgIEylFdKFI8DzSZmZGHz4JMq0q8/edit?tab=t.0</w:t>
+        </w:r>
+      </w:hyperlink>
+    </w:p>
+    <w:p>
+      <w:r>
+        <w:t>https://docs.google.com/document/d/1EjyNmFYXThX8nONHgIEylFdKFI8DzSZmZGHz4JMq0q8/edit?tab=t.0</w:t>
+      </w:r>
+    </w:p>
+    <w:p/>
     <w:sectPr>
       <w:pgSz w:w="11906" w:h="16838"/>
       <w:pgMar w:top="1417" w:right="1417" w:bottom="1417" w:left="1417" w:header="708" w:footer="708" w:gutter="0"/>
@@ -1113,6 +1374,11 @@
       <w14:ligatures w14:val="none"/>
     </w:rPr>
   </w:style>
+  <w:style w:type="character" w:customStyle="1" w:styleId="apple-converted-space">
+    <w:name w:val="apple-converted-space"/>
+    <w:basedOn w:val="Policepardfaut"/>
+    <w:rsid w:val="00387A21"/>
+  </w:style>
 </w:styles>
 </file>
 
